--- a/Fase 2/Evidencias Grupales/2.4_GuiaEstudiante_Fase 2_DesarrolloProyecto APT (English).docx
+++ b/Fase 2/Evidencias Grupales/2.4_GuiaEstudiante_Fase 2_DesarrolloProyecto APT (English).docx
@@ -759,7 +759,7 @@
                 <w:sz w:val="20"/>
                 <w:szCs w:val="20"/>
               </w:rPr>
-              <w:t>We selected three pieces of evidence that account for the development of the project:</w:t>
+              <w:t>We selected four pieces of evidence that account for the development of the project:</w:t>
             </w:r>
           </w:p>
           <w:p>
@@ -832,6 +832,30 @@
                 <w:szCs w:val="20"/>
               </w:rPr>
               <w:t xml:space="preserve"> Data access, repository and service layers, API server and web prototype, which evidence the progress of Sprint 2. The architecture is documented in a reference specification (ARCHITECTURE_REFERENCE.md). The LifecycleAdvancerService background service evaluates incidents every minute, calculates SLA expirations and advances states automatically and transactionally; concurrency is controlled with atomic transactions and database-level locks, and the Outbox pattern aims to guarantee reliable, duplicate-free delivery of alerts.</w:t>
+            </w:r>
+          </w:p>
+          <w:p>
+            <w:pPr>
+              <w:spacing w:before="40" w:after="60"/>
+              <w:jc w:val="both"/>
+            </w:pPr>
+            <w:r>
+              <w:rPr>
+                <w:rFonts w:ascii="Calibri" w:hAnsi="Calibri" w:cs="Calibri"/>
+                <w:b/>
+                <w:bCs/>
+                <w:sz w:val="20"/>
+                <w:szCs w:val="20"/>
+              </w:rPr>
+              <w:t>4. Demonstration video and test plan.</w:t>
+            </w:r>
+            <w:r>
+              <w:rPr>
+                <w:rFonts w:ascii="Calibri" w:hAnsi="Calibri" w:cs="Calibri"/>
+                <w:sz w:val="20"/>
+                <w:szCs w:val="20"/>
+              </w:rPr>
+              <w:t xml:space="preserve"> A 90-second video showing the system working with demo cases: case queue with its legal deadlines, case detail with automatic history and the report registration window. It is complemented by a test plan for Phase 3 (30 test cases, acceptance criteria, schedule and risks), available in the repository.</w:t>
             </w:r>
           </w:p>
           <w:p>
@@ -3089,7 +3113,7 @@
                 <w:sz w:val="16"/>
                 <w:szCs w:val="16"/>
               </w:rPr>
-              <w:t>Depends on closing Sprint 2 and on UltraPort’s pending definitions.</w:t>
+              <w:t>Depends on closing Sprint 2 and on UltraPort’s pending definitions. A test plan (draft) with 30 test cases has already been prepared for this phase.</w:t>
             </w:r>
           </w:p>
         </w:tc>
